--- a/DKKDApp/bin/Debug/net8.0-windows/GIẤY ĐỀ NGHỊ_Mẫu số 2_DA_DIEN.docx
+++ b/DKKDApp/bin/Debug/net8.0-windows/GIẤY ĐỀ NGHỊ_Mẫu số 2_DA_DIEN.docx
@@ -183,7 +183,7 @@
           <w:sz w:val="26"/>
           <w:szCs w:val="26"/>
         </w:rPr>
-        <w:t>18/08/2026</w:t>
+        <w:t>29/09/2026</w:t>
       </w:r>
     </w:p>
     <w:p>
@@ -361,7 +361,7 @@
           <w:sz w:val="26"/>
           <w:szCs w:val="26"/>
         </w:rPr>
-        <w:t>XIE, GUIQING</w:t>
+        <w:t>VÕ VĂN HẢI</w:t>
       </w:r>
     </w:p>
     <w:p>
@@ -394,7 +394,7 @@
           <w:sz w:val="26"/>
           <w:szCs w:val="26"/>
         </w:rPr>
-        <w:t>27/07/1977</w:t>
+        <w:t>28/03/1999</w:t>
       </w:r>
     </w:p>
     <w:p>
@@ -428,7 +428,7 @@
           <w:szCs w:val="26"/>
           <w:lang w:eastAsia="zh-CN"/>
         </w:rPr>
-        <w:t>Nữ</w:t>
+        <w:t>Nam</w:t>
       </w:r>
     </w:p>
     <w:p>
@@ -466,7 +466,7 @@
           <w:sz w:val="26"/>
           <w:szCs w:val="26"/>
         </w:rPr>
-        <w:t>EJ7492807</w:t>
+        <w:t>052099015879</w:t>
       </w:r>
     </w:p>
     <w:p>
@@ -550,7 +550,7 @@
           <w:sz w:val="26"/>
           <w:szCs w:val="26"/>
         </w:rPr>
-        <w:t>Số 124, đường Tân Phước Khánh 40, Tổ 1,khu phố Bình Hòa 1</w:t>
+        <w:t>Thôn Thắng Hùng</w:t>
       </w:r>
     </w:p>
     <w:p>
@@ -579,7 +579,7 @@
           <w:szCs w:val="26"/>
           <w:lang w:eastAsia="zh-CN"/>
         </w:rPr>
-        <w:t>Phường Tân Khánh</w:t>
+        <w:t>Xã Cát Tiến</w:t>
       </w:r>
     </w:p>
     <w:p>
@@ -618,7 +618,7 @@
           <w:szCs w:val="26"/>
           <w:lang w:eastAsia="zh-CN"/>
         </w:rPr>
-        <w:t>Thành phố Hồ Chí Minh</w:t>
+        <w:t>Tỉnh Gia Lai</w:t>
       </w:r>
     </w:p>
     <w:p>
@@ -5010,7 +5010,7 @@
           <w:szCs w:val="26"/>
           <w:lang w:val="fr-FR"/>
         </w:rPr>
-        <w:t>CÔNG TY TNHH VIỆT PHÚC VINA</w:t>
+        <w:t>CÔNG TY TNHH HOTEL NEW SKY 3</w:t>
       </w:r>
     </w:p>
     <w:p>
@@ -5076,7 +5076,7 @@
           <w:szCs w:val="26"/>
           <w:lang w:val="fr-FR" w:eastAsia="zh-CN"/>
         </w:rPr>
-        <w:t>VIET PHUC VINA COMPANY LIMITED</w:t>
+        <w:t>HOTEL NEW SKY 3 COMPANY LIMITED</w:t>
       </w:r>
     </w:p>
     <w:p>
@@ -5144,7 +5144,7 @@
           <w:szCs w:val="26"/>
           <w:lang w:val="fr-FR" w:eastAsia="zh-CN"/>
         </w:rPr>
-        <w:t>VIET PHUC VINA CO., LTD</w:t>
+        <w:t>HOTEL NEW SKY 3</w:t>
       </w:r>
     </w:p>
     <w:p>
@@ -5247,7 +5247,7 @@
           <w:szCs w:val="26"/>
           <w:lang w:val="fr-FR" w:eastAsia="zh-CN"/>
         </w:rPr>
-        <w:t>Số 124, đường Tân Phước Khánh 40, Tổ 1,khu phố Bình Hòa 1</w:t>
+        <w:t>Số Ô 77-79 Đường DA7, KĐC Việt Sing, khu phố Hoà Lân 3</w:t>
       </w:r>
     </w:p>
     <w:p>
@@ -5301,7 +5301,7 @@
           <w:szCs w:val="26"/>
           <w:lang w:val="fr-FR" w:eastAsia="zh-CN"/>
         </w:rPr>
-        <w:t>Phường Tân Khánh</w:t>
+        <w:t>Phường Thuận Giao</w:t>
       </w:r>
     </w:p>
     <w:p>
@@ -5412,7 +5412,7 @@
           <w:szCs w:val="26"/>
           <w:lang w:val="fr-FR" w:eastAsia="zh-CN"/>
         </w:rPr>
-        <w:t>0835613316</w:t>
+        <w:t>0762761603</w:t>
       </w:r>
       <w:r>
         <w:rPr>
@@ -5502,15 +5502,6 @@
         <w:t>):</w:t>
       </w:r>
       <w:proofErr w:type="gramEnd"/>
-      <w:r>
-        <w:rPr>
-          <w:rFonts w:ascii="Times New Roman" w:eastAsia="Times New Roman" w:hAnsi="Times New Roman" w:cs="Times New Roman"/>
-          <w:sz w:val="26"/>
-          <w:szCs w:val="26"/>
-          <w:lang w:val="fr-FR" w:eastAsia="zh-CN"/>
-        </w:rPr>
-        <w:t>ziqixiaoshou@gmail.com</w:t>
-      </w:r>
       <w:r>
         <w:rPr>
           <w:rFonts w:ascii="Times New Roman" w:eastAsia="Times New Roman" w:hAnsi="Times New Roman" w:cs="Times New Roman"/>
@@ -6662,7 +6653,7 @@
               </w:rPr>
             </w:pPr>
             <w:r>
-              <w:t>5610</w:t>
+              <w:t>5510</w:t>
             </w:r>
           </w:p>
         </w:tc>
@@ -6679,7 +6670,7 @@
               </w:rPr>
             </w:pPr>
             <w:r>
-              <w:t>Nhà hàng và các dịch vụ ăn uống phục vụ lưu động</w:t>
+              <w:t>Khách sạn và dịch vụ lưu trú tương tự</w:t>
             </w:r>
           </w:p>
         </w:tc>
@@ -6725,7 +6716,7 @@
               </w:rPr>
             </w:pPr>
             <w:r>
-              <w:t>5621</w:t>
+              <w:t>5520</w:t>
             </w:r>
           </w:p>
         </w:tc>
@@ -6742,547 +6733,7 @@
               </w:rPr>
             </w:pPr>
             <w:r>
-              <w:t>Cung cấp dịch vụ ăn uống theo hợp đồng không thường xuyên với khách hàng</w:t>
-            </w:r>
-          </w:p>
-        </w:tc>
-        <w:tc>
-          <w:tcPr>
-            <w:tcW w:w="1787" w:type="dxa"/>
-            <w:vAlign w:val="center"/>
-          </w:tcPr>
-          <w:p>
-            <w:pPr/>
-            <w:bookmarkStart w:id="0" w:name="_GoBack"/>
-            <w:bookmarkEnd w:id="0"/>
-          </w:p>
-        </w:tc>
-      </w:tr>
-      <w:tr>
-        <w:tc>
-          <w:tcPr>
-            <w:tcW w:w="754" w:type="dxa"/>
-          </w:tcPr>
-          <w:p>
-            <w:pPr>
-              <w:rPr>
-                <w:rFonts w:ascii="Times New Roman" w:hAnsi="Times New Roman"/>
-              </w:rPr>
-            </w:pPr>
-            <w:r>
-              <w:t>3</w:t>
-            </w:r>
-          </w:p>
-        </w:tc>
-        <w:tc>
-          <w:tcPr>
-            <w:tcW w:w="1195" w:type="dxa"/>
-          </w:tcPr>
-          <w:p>
-            <w:pPr>
-              <w:rPr>
-                <w:rFonts w:ascii="Times New Roman" w:hAnsi="Times New Roman"/>
-              </w:rPr>
-            </w:pPr>
-            <w:r>
-              <w:t>5629</w:t>
-            </w:r>
-          </w:p>
-        </w:tc>
-        <w:tc>
-          <w:tcPr>
-            <w:tcW w:w="5892" w:type="dxa"/>
-          </w:tcPr>
-          <w:p>
-            <w:pPr>
-              <w:rPr>
-                <w:rFonts w:ascii="Times New Roman" w:hAnsi="Times New Roman"/>
-                <w:sz w:val="26"/>
-                <w:szCs w:val="26"/>
-              </w:rPr>
-            </w:pPr>
-            <w:r>
-              <w:t>Dịch vụ ăn uống khác</w:t>
-            </w:r>
-          </w:p>
-        </w:tc>
-        <w:tc>
-          <w:tcPr>
-            <w:tcW w:w="1787" w:type="dxa"/>
-            <w:vAlign w:val="center"/>
-          </w:tcPr>
-          <w:p>
-            <w:pPr/>
-            <w:bookmarkStart w:id="0" w:name="_GoBack"/>
-            <w:bookmarkEnd w:id="0"/>
-          </w:p>
-        </w:tc>
-      </w:tr>
-      <w:tr>
-        <w:tc>
-          <w:tcPr>
-            <w:tcW w:w="754" w:type="dxa"/>
-          </w:tcPr>
-          <w:p>
-            <w:pPr>
-              <w:rPr>
-                <w:rFonts w:ascii="Times New Roman" w:hAnsi="Times New Roman"/>
-              </w:rPr>
-            </w:pPr>
-            <w:r>
-              <w:t>4</w:t>
-            </w:r>
-          </w:p>
-        </w:tc>
-        <w:tc>
-          <w:tcPr>
-            <w:tcW w:w="1195" w:type="dxa"/>
-          </w:tcPr>
-          <w:p>
-            <w:pPr>
-              <w:rPr>
-                <w:rFonts w:ascii="Times New Roman" w:hAnsi="Times New Roman"/>
-              </w:rPr>
-            </w:pPr>
-            <w:r>
-              <w:t>5630</w:t>
-            </w:r>
-          </w:p>
-        </w:tc>
-        <w:tc>
-          <w:tcPr>
-            <w:tcW w:w="5892" w:type="dxa"/>
-          </w:tcPr>
-          <w:p>
-            <w:pPr>
-              <w:rPr>
-                <w:rFonts w:ascii="Times New Roman" w:hAnsi="Times New Roman"/>
-                <w:sz w:val="26"/>
-                <w:szCs w:val="26"/>
-              </w:rPr>
-            </w:pPr>
-            <w:r>
-              <w:t>Dịch vụ phục vụ đồ uống</w:t>
-            </w:r>
-          </w:p>
-        </w:tc>
-        <w:tc>
-          <w:tcPr>
-            <w:tcW w:w="1787" w:type="dxa"/>
-            <w:vAlign w:val="center"/>
-          </w:tcPr>
-          <w:p>
-            <w:pPr/>
-            <w:bookmarkStart w:id="0" w:name="_GoBack"/>
-            <w:bookmarkEnd w:id="0"/>
-          </w:p>
-        </w:tc>
-      </w:tr>
-      <w:tr>
-        <w:tc>
-          <w:tcPr>
-            <w:tcW w:w="754" w:type="dxa"/>
-          </w:tcPr>
-          <w:p>
-            <w:pPr>
-              <w:rPr>
-                <w:rFonts w:ascii="Times New Roman" w:hAnsi="Times New Roman"/>
-              </w:rPr>
-            </w:pPr>
-            <w:r>
-              <w:t>5</w:t>
-            </w:r>
-          </w:p>
-        </w:tc>
-        <w:tc>
-          <w:tcPr>
-            <w:tcW w:w="1195" w:type="dxa"/>
-          </w:tcPr>
-          <w:p>
-            <w:pPr>
-              <w:rPr>
-                <w:rFonts w:ascii="Times New Roman" w:hAnsi="Times New Roman"/>
-              </w:rPr>
-            </w:pPr>
-            <w:r>
-              <w:t>4631</w:t>
-            </w:r>
-          </w:p>
-        </w:tc>
-        <w:tc>
-          <w:tcPr>
-            <w:tcW w:w="5892" w:type="dxa"/>
-          </w:tcPr>
-          <w:p>
-            <w:pPr>
-              <w:rPr>
-                <w:rFonts w:ascii="Times New Roman" w:hAnsi="Times New Roman"/>
-                <w:sz w:val="26"/>
-                <w:szCs w:val="26"/>
-              </w:rPr>
-            </w:pPr>
-            <w:r>
-              <w:t>Bán buôn gạo, lúa mỳ, sản phẩm từ ngũ cốc khác, bột mỳ</w:t>
-            </w:r>
-          </w:p>
-        </w:tc>
-        <w:tc>
-          <w:tcPr>
-            <w:tcW w:w="1787" w:type="dxa"/>
-            <w:vAlign w:val="center"/>
-          </w:tcPr>
-          <w:p>
-            <w:pPr/>
-            <w:bookmarkStart w:id="0" w:name="_GoBack"/>
-            <w:bookmarkEnd w:id="0"/>
-          </w:p>
-        </w:tc>
-      </w:tr>
-      <w:tr>
-        <w:tc>
-          <w:tcPr>
-            <w:tcW w:w="754" w:type="dxa"/>
-          </w:tcPr>
-          <w:p>
-            <w:pPr>
-              <w:rPr>
-                <w:rFonts w:ascii="Times New Roman" w:hAnsi="Times New Roman"/>
-              </w:rPr>
-            </w:pPr>
-            <w:r>
-              <w:t>6</w:t>
-            </w:r>
-          </w:p>
-        </w:tc>
-        <w:tc>
-          <w:tcPr>
-            <w:tcW w:w="1195" w:type="dxa"/>
-          </w:tcPr>
-          <w:p>
-            <w:pPr>
-              <w:rPr>
-                <w:rFonts w:ascii="Times New Roman" w:hAnsi="Times New Roman"/>
-              </w:rPr>
-            </w:pPr>
-            <w:r>
-              <w:t>4632</w:t>
-            </w:r>
-          </w:p>
-        </w:tc>
-        <w:tc>
-          <w:tcPr>
-            <w:tcW w:w="5892" w:type="dxa"/>
-          </w:tcPr>
-          <w:p>
-            <w:pPr>
-              <w:rPr>
-                <w:rFonts w:ascii="Times New Roman" w:hAnsi="Times New Roman"/>
-                <w:sz w:val="26"/>
-                <w:szCs w:val="26"/>
-              </w:rPr>
-            </w:pPr>
-            <w:r>
-              <w:t>Bán buôn thực phẩm</w:t>
-            </w:r>
-          </w:p>
-        </w:tc>
-        <w:tc>
-          <w:tcPr>
-            <w:tcW w:w="1787" w:type="dxa"/>
-            <w:vAlign w:val="center"/>
-          </w:tcPr>
-          <w:p>
-            <w:pPr/>
-            <w:bookmarkStart w:id="0" w:name="_GoBack"/>
-            <w:bookmarkEnd w:id="0"/>
-          </w:p>
-        </w:tc>
-      </w:tr>
-      <w:tr>
-        <w:tc>
-          <w:tcPr>
-            <w:tcW w:w="754" w:type="dxa"/>
-          </w:tcPr>
-          <w:p>
-            <w:pPr>
-              <w:rPr>
-                <w:rFonts w:ascii="Times New Roman" w:hAnsi="Times New Roman"/>
-              </w:rPr>
-            </w:pPr>
-            <w:r>
-              <w:t>7</w:t>
-            </w:r>
-          </w:p>
-        </w:tc>
-        <w:tc>
-          <w:tcPr>
-            <w:tcW w:w="1195" w:type="dxa"/>
-          </w:tcPr>
-          <w:p>
-            <w:pPr>
-              <w:rPr>
-                <w:rFonts w:ascii="Times New Roman" w:hAnsi="Times New Roman"/>
-              </w:rPr>
-            </w:pPr>
-            <w:r>
-              <w:t>5640</w:t>
-            </w:r>
-          </w:p>
-        </w:tc>
-        <w:tc>
-          <w:tcPr>
-            <w:tcW w:w="5892" w:type="dxa"/>
-          </w:tcPr>
-          <w:p>
-            <w:pPr>
-              <w:rPr>
-                <w:rFonts w:ascii="Times New Roman" w:hAnsi="Times New Roman"/>
-                <w:sz w:val="26"/>
-                <w:szCs w:val="26"/>
-              </w:rPr>
-            </w:pPr>
-            <w:r>
-              <w:t>Hoạt động dịch vụ trung gian cho dịch vụ ăn uống</w:t>
-            </w:r>
-          </w:p>
-        </w:tc>
-        <w:tc>
-          <w:tcPr>
-            <w:tcW w:w="1787" w:type="dxa"/>
-            <w:vAlign w:val="center"/>
-          </w:tcPr>
-          <w:p>
-            <w:pPr/>
-            <w:bookmarkStart w:id="0" w:name="_GoBack"/>
-            <w:bookmarkEnd w:id="0"/>
-          </w:p>
-        </w:tc>
-      </w:tr>
-      <w:tr>
-        <w:tc>
-          <w:tcPr>
-            <w:tcW w:w="754" w:type="dxa"/>
-          </w:tcPr>
-          <w:p>
-            <w:pPr>
-              <w:rPr>
-                <w:rFonts w:ascii="Times New Roman" w:hAnsi="Times New Roman"/>
-              </w:rPr>
-            </w:pPr>
-            <w:r>
-              <w:t>8</w:t>
-            </w:r>
-          </w:p>
-        </w:tc>
-        <w:tc>
-          <w:tcPr>
-            <w:tcW w:w="1195" w:type="dxa"/>
-          </w:tcPr>
-          <w:p>
-            <w:pPr>
-              <w:rPr>
-                <w:rFonts w:ascii="Times New Roman" w:hAnsi="Times New Roman"/>
-              </w:rPr>
-            </w:pPr>
-            <w:r>
-              <w:t>5510</w:t>
-            </w:r>
-          </w:p>
-        </w:tc>
-        <w:tc>
-          <w:tcPr>
-            <w:tcW w:w="5892" w:type="dxa"/>
-          </w:tcPr>
-          <w:p>
-            <w:pPr>
-              <w:rPr>
-                <w:rFonts w:ascii="Times New Roman" w:hAnsi="Times New Roman"/>
-                <w:sz w:val="26"/>
-                <w:szCs w:val="26"/>
-              </w:rPr>
-            </w:pPr>
-            <w:r>
-              <w:t>Khách sạn và dịch vụ lưu trú tương tự</w:t>
-            </w:r>
-          </w:p>
-        </w:tc>
-        <w:tc>
-          <w:tcPr>
-            <w:tcW w:w="1787" w:type="dxa"/>
-            <w:vAlign w:val="center"/>
-          </w:tcPr>
-          <w:p>
-            <w:pPr/>
-            <w:bookmarkStart w:id="0" w:name="_GoBack"/>
-            <w:bookmarkEnd w:id="0"/>
-          </w:p>
-        </w:tc>
-      </w:tr>
-      <w:tr>
-        <w:tc>
-          <w:tcPr>
-            <w:tcW w:w="754" w:type="dxa"/>
-          </w:tcPr>
-          <w:p>
-            <w:pPr>
-              <w:rPr>
-                <w:rFonts w:ascii="Times New Roman" w:hAnsi="Times New Roman"/>
-              </w:rPr>
-            </w:pPr>
-            <w:r>
-              <w:t>9</w:t>
-            </w:r>
-          </w:p>
-        </w:tc>
-        <w:tc>
-          <w:tcPr>
-            <w:tcW w:w="1195" w:type="dxa"/>
-          </w:tcPr>
-          <w:p>
-            <w:pPr>
-              <w:rPr>
-                <w:rFonts w:ascii="Times New Roman" w:hAnsi="Times New Roman"/>
-              </w:rPr>
-            </w:pPr>
-            <w:r>
-              <w:t>5520</w:t>
-            </w:r>
-          </w:p>
-        </w:tc>
-        <w:tc>
-          <w:tcPr>
-            <w:tcW w:w="5892" w:type="dxa"/>
-          </w:tcPr>
-          <w:p>
-            <w:pPr>
-              <w:rPr>
-                <w:rFonts w:ascii="Times New Roman" w:hAnsi="Times New Roman"/>
-                <w:sz w:val="26"/>
-                <w:szCs w:val="26"/>
-              </w:rPr>
-            </w:pPr>
-            <w:r>
               <w:t>Dịch vụ lưu trú ngắn ngày khác</w:t>
-            </w:r>
-          </w:p>
-        </w:tc>
-        <w:tc>
-          <w:tcPr>
-            <w:tcW w:w="1787" w:type="dxa"/>
-            <w:vAlign w:val="center"/>
-          </w:tcPr>
-          <w:p>
-            <w:pPr/>
-            <w:bookmarkStart w:id="0" w:name="_GoBack"/>
-            <w:bookmarkEnd w:id="0"/>
-          </w:p>
-        </w:tc>
-      </w:tr>
-      <w:tr>
-        <w:tc>
-          <w:tcPr>
-            <w:tcW w:w="754" w:type="dxa"/>
-          </w:tcPr>
-          <w:p>
-            <w:pPr>
-              <w:rPr>
-                <w:rFonts w:ascii="Times New Roman" w:hAnsi="Times New Roman"/>
-              </w:rPr>
-            </w:pPr>
-            <w:r>
-              <w:t>10</w:t>
-            </w:r>
-          </w:p>
-        </w:tc>
-        <w:tc>
-          <w:tcPr>
-            <w:tcW w:w="1195" w:type="dxa"/>
-          </w:tcPr>
-          <w:p>
-            <w:pPr>
-              <w:rPr>
-                <w:rFonts w:ascii="Times New Roman" w:hAnsi="Times New Roman"/>
-              </w:rPr>
-            </w:pPr>
-            <w:r>
-              <w:t>4633</w:t>
-            </w:r>
-          </w:p>
-        </w:tc>
-        <w:tc>
-          <w:tcPr>
-            <w:tcW w:w="5892" w:type="dxa"/>
-          </w:tcPr>
-          <w:p>
-            <w:pPr>
-              <w:rPr>
-                <w:rFonts w:ascii="Times New Roman" w:hAnsi="Times New Roman"/>
-                <w:sz w:val="26"/>
-                <w:szCs w:val="26"/>
-              </w:rPr>
-            </w:pPr>
-            <w:r>
-              <w:t>Bán buôn đồ uống</w:t>
-            </w:r>
-          </w:p>
-        </w:tc>
-        <w:tc>
-          <w:tcPr>
-            <w:tcW w:w="1787" w:type="dxa"/>
-            <w:vAlign w:val="center"/>
-          </w:tcPr>
-          <w:p>
-            <w:pPr/>
-            <w:bookmarkStart w:id="0" w:name="_GoBack"/>
-            <w:bookmarkEnd w:id="0"/>
-          </w:p>
-        </w:tc>
-      </w:tr>
-      <w:tr>
-        <w:tc>
-          <w:tcPr>
-            <w:tcW w:w="754" w:type="dxa"/>
-          </w:tcPr>
-          <w:p>
-            <w:pPr>
-              <w:rPr>
-                <w:rFonts w:ascii="Times New Roman" w:hAnsi="Times New Roman"/>
-              </w:rPr>
-            </w:pPr>
-            <w:r>
-              <w:t>11</w:t>
-            </w:r>
-          </w:p>
-        </w:tc>
-        <w:tc>
-          <w:tcPr>
-            <w:tcW w:w="1195" w:type="dxa"/>
-          </w:tcPr>
-          <w:p>
-            <w:pPr>
-              <w:rPr>
-                <w:rFonts w:ascii="Times New Roman" w:hAnsi="Times New Roman"/>
-              </w:rPr>
-            </w:pPr>
-            <w:r>
-              <w:t>4634</w:t>
-            </w:r>
-          </w:p>
-        </w:tc>
-        <w:tc>
-          <w:tcPr>
-            <w:tcW w:w="5892" w:type="dxa"/>
-          </w:tcPr>
-          <w:p>
-            <w:pPr>
-              <w:rPr>
-                <w:rFonts w:ascii="Times New Roman" w:hAnsi="Times New Roman"/>
-                <w:sz w:val="26"/>
-                <w:szCs w:val="26"/>
-              </w:rPr>
-            </w:pPr>
-            <w:r>
-              <w:t>Bán buôn sản phẩm thuốc lá, thuốc lào</w:t>
             </w:r>
           </w:p>
         </w:tc>
@@ -7508,7 +6959,7 @@
           <w:sz w:val="26"/>
           <w:szCs w:val="26"/>
         </w:rPr>
-        <w:t>TRẦN VĂN THÀNH</w:t>
+        <w:t>VÕ VĂN HẢI</w:t>
       </w:r>
     </w:p>
     <w:p>
@@ -7541,7 +6992,7 @@
           <w:sz w:val="26"/>
           <w:szCs w:val="26"/>
         </w:rPr>
-        <w:t>20/03/1984</w:t>
+        <w:t>28/03/1999</w:t>
       </w:r>
     </w:p>
     <w:p>
@@ -7614,7 +7065,7 @@
           <w:sz w:val="26"/>
           <w:szCs w:val="26"/>
         </w:rPr>
-        <w:t>040084039448</w:t>
+        <w:t>052099015879</w:t>
       </w:r>
     </w:p>
     <w:p>
@@ -7680,7 +7131,7 @@
           <w:sz w:val="26"/>
           <w:szCs w:val="26"/>
         </w:rPr>
-        <w:t>KHỐI 1A</w:t>
+        <w:t>Thôn Thắng Hùng</w:t>
       </w:r>
     </w:p>
     <w:p>
@@ -7709,7 +7160,7 @@
           <w:szCs w:val="26"/>
           <w:lang w:eastAsia="zh-CN"/>
         </w:rPr>
-        <w:t>Xã Đại Đồng</w:t>
+        <w:t>Xã Cát Tiến</w:t>
       </w:r>
     </w:p>
     <w:p>
@@ -7748,7 +7199,7 @@
           <w:szCs w:val="26"/>
           <w:lang w:eastAsia="zh-CN"/>
         </w:rPr>
-        <w:t>Tỉnh Nghệ An</w:t>
+        <w:t>Tỉnh Gia Lai</w:t>
       </w:r>
     </w:p>
     <w:p>
@@ -10965,7 +10416,7 @@
           <w:szCs w:val="26"/>
           <w:lang w:val="fr-FR" w:eastAsia="zh-CN"/>
         </w:rPr>
-        <w:t>3.000.000.000</w:t>
+        <w:t>1.000.000.000</w:t>
       </w:r>
     </w:p>
     <w:p>
@@ -11073,7 +10524,7 @@
           <w:szCs w:val="26"/>
           <w:lang w:val="fr-FR" w:eastAsia="zh-CN"/>
         </w:rPr>
-        <w:t>Ba tỷ đồng</w:t>
+        <w:t>Một tỷ đồng</w:t>
       </w:r>
     </w:p>
     <w:p>
@@ -11814,7 +11265,7 @@
                 <w:szCs w:val="26"/>
                 <w:lang w:val="fr-FR" w:eastAsia="zh-CN"/>
               </w:rPr>
-              <w:t>3.000.000.000</w:t>
+              <w:t>1.000.000.000</w:t>
             </w:r>
           </w:p>
         </w:tc>
@@ -12090,7 +11541,7 @@
                 <w:szCs w:val="26"/>
                 <w:lang w:val="fr-FR" w:eastAsia="zh-CN"/>
               </w:rPr>
-              <w:t>3.000.000.000</w:t>
+              <w:t>1.000.000.000</w:t>
             </w:r>
           </w:p>
         </w:tc>
@@ -12506,7 +11957,7 @@
                 <w:szCs w:val="26"/>
                 <w:lang w:val="fr-FR" w:eastAsia="zh-CN"/>
               </w:rPr>
-              <w:t>3.000.000.000</w:t>
+              <w:t>1.000.000.000</w:t>
             </w:r>
           </w:p>
         </w:tc>
@@ -13222,7 +12673,7 @@
                 <w:szCs w:val="26"/>
                 <w:lang w:val="fr-FR" w:eastAsia="zh-CN"/>
               </w:rPr>
-              <w:t>3.000.000.000</w:t>
+              <w:t>1.000.000.000</w:t>
             </w:r>
           </w:p>
         </w:tc>
@@ -13386,7 +12837,7 @@
           <w:sz w:val="26"/>
           <w:szCs w:val="26"/>
         </w:rPr>
-        <w:t>XIE, GUIQING</w:t>
+        <w:t>VÕ VĂN HẢI</w:t>
       </w:r>
     </w:p>
     <w:p>
@@ -13419,7 +12870,7 @@
           <w:sz w:val="26"/>
           <w:szCs w:val="26"/>
         </w:rPr>
-        <w:t>27/07/1977</w:t>
+        <w:t>28/03/1999</w:t>
       </w:r>
     </w:p>
     <w:p>
@@ -13453,7 +12904,7 @@
           <w:szCs w:val="26"/>
           <w:lang w:eastAsia="zh-CN"/>
         </w:rPr>
-        <w:t>Nữ</w:t>
+        <w:t>Nam</w:t>
       </w:r>
     </w:p>
     <w:p>
@@ -13491,7 +12942,7 @@
           <w:sz w:val="26"/>
           <w:szCs w:val="26"/>
         </w:rPr>
-        <w:t>EJ7492807</w:t>
+        <w:t>052099015879</w:t>
       </w:r>
     </w:p>
     <w:p>
@@ -13592,7 +13043,7 @@
           <w:sz w:val="26"/>
           <w:szCs w:val="26"/>
         </w:rPr>
-        <w:t>Số 124, đường Tân Phước Khánh 40, Tổ 1,khu phố Bình Hòa 1</w:t>
+        <w:t>Thôn Thắng Hùng</w:t>
       </w:r>
     </w:p>
     <w:p>
@@ -13621,7 +13072,7 @@
           <w:szCs w:val="26"/>
           <w:lang w:eastAsia="zh-CN"/>
         </w:rPr>
-        <w:t>Phường Tân Khánh</w:t>
+        <w:t>Xã Cát Tiến</w:t>
       </w:r>
     </w:p>
     <w:p>
@@ -13660,7 +13111,7 @@
           <w:szCs w:val="26"/>
           <w:lang w:eastAsia="zh-CN"/>
         </w:rPr>
-        <w:t>Thành phố Hồ Chí Minh</w:t>
+        <w:t>Tỉnh Gia Lai</w:t>
       </w:r>
     </w:p>
     <w:p>
@@ -14477,7 +13928,7 @@
                 <w:szCs w:val="26"/>
                 <w:lang w:eastAsia="zh-CN"/>
               </w:rPr>
-              <w:t>XIE, GUIQING</w:t>
+              <w:t>VÕ VĂN HẢI</w:t>
             </w:r>
           </w:p>
           <w:p>
@@ -14506,7 +13957,7 @@
                 <w:sz w:val="26"/>
                 <w:szCs w:val="26"/>
               </w:rPr>
-              <w:t>27/07/1977</w:t>
+              <w:t>28/03/1999</w:t>
             </w:r>
           </w:p>
           <w:p>
@@ -14536,7 +13987,7 @@
                 <w:sz w:val="26"/>
                 <w:szCs w:val="26"/>
               </w:rPr>
-              <w:t>Nữ</w:t>
+              <w:t>Nam</w:t>
             </w:r>
           </w:p>
           <w:p>
@@ -14568,7 +14019,7 @@
                 <w:szCs w:val="26"/>
                 <w:lang w:eastAsia="zh-CN"/>
               </w:rPr>
-              <w:t>EJ7492807</w:t>
+              <w:t>052099015879</w:t>
             </w:r>
           </w:p>
           <w:p>
@@ -18500,7 +17951,7 @@
                 <w:sz w:val="26"/>
                 <w:szCs w:val="26"/>
               </w:rPr>
-              <w:t>XIE, GUIQING</w:t>
+              <w:t>VÕ VĂN HẢI</w:t>
             </w:r>
           </w:p>
         </w:tc>
